--- a/docassemble/ColoradoDelegationOfGuardian1/data/templates/colorado_delegation_of_guardian_next_steps.docx
+++ b/docassemble/ColoradoDelegationOfGuardian1/data/templates/colorado_delegation_of_guardian_next_steps.docx
@@ -1,6 +1,6 @@
 
 <file path=word/document.xml><?xml version="1.0" encoding="utf-8"?>
-<w:document xmlns:wpc="http://schemas.microsoft.com/office/word/2010/wordprocessingCanvas" xmlns:cx="http://schemas.microsoft.com/office/drawing/2014/chartex" xmlns:cx1="http://schemas.microsoft.com/office/drawing/2015/9/8/chartex" xmlns:cx2="http://schemas.microsoft.com/office/drawing/2015/10/21/chartex" xmlns:cx3="http://schemas.microsoft.com/office/drawing/2016/5/9/chartex" xmlns:cx4="http://schemas.microsoft.com/office/drawing/2016/5/10/chartex" xmlns:cx5="http://schemas.microsoft.com/office/drawing/2016/5/11/chartex" xmlns:cx6="http://schemas.microsoft.com/office/drawing/2016/5/12/chartex" xmlns:cx7="http://schemas.microsoft.com/office/drawing/2016/5/13/chartex" xmlns:cx8="http://schemas.microsoft.com/office/drawing/2016/5/14/chartex" xmlns:mc="http://schemas.openxmlformats.org/markup-compatibility/2006" xmlns:aink="http://schemas.microsoft.com/office/drawing/2016/ink" xmlns:am3d="http://schemas.microsoft.com/office/drawing/2017/model3d" xmlns:o="urn:schemas-microsoft-com:office:office" xmlns:r="http://schemas.openxmlformats.org/officeDocument/2006/relationships" xmlns:m="http://schemas.openxmlformats.org/officeDocument/2006/math" xmlns:v="urn:schemas-microsoft-com:vml" xmlns:wp14="http://schemas.microsoft.com/office/word/2010/wordprocessingDrawing" xmlns:wp="http://schemas.openxmlformats.org/drawingml/2006/wordprocessingDrawing" xmlns:w10="urn:schemas-microsoft-com:office:word" xmlns:w="http://schemas.openxmlformats.org/wordprocessingml/2006/main" xmlns:w14="http://schemas.microsoft.com/office/word/2010/wordml" xmlns:w15="http://schemas.microsoft.com/office/word/2012/wordml" xmlns:w16cid="http://schemas.microsoft.com/office/word/2016/wordml/cid" xmlns:w16se="http://schemas.microsoft.com/office/word/2015/wordml/symex" xmlns:wpg="http://schemas.microsoft.com/office/word/2010/wordprocessingGroup" xmlns:wpi="http://schemas.microsoft.com/office/word/2010/wordprocessingInk" xmlns:wne="http://schemas.microsoft.com/office/word/2006/wordml" xmlns:wps="http://schemas.microsoft.com/office/word/2010/wordprocessingShape" mc:Ignorable="w14 w15 w16se w16cid wp14">
+<w:document xmlns:wpc="http://schemas.microsoft.com/office/word/2010/wordprocessingCanvas" xmlns:cx="http://schemas.microsoft.com/office/drawing/2014/chartex" xmlns:cx1="http://schemas.microsoft.com/office/drawing/2015/9/8/chartex" xmlns:cx2="http://schemas.microsoft.com/office/drawing/2015/10/21/chartex" xmlns:cx3="http://schemas.microsoft.com/office/drawing/2016/5/9/chartex" xmlns:cx4="http://schemas.microsoft.com/office/drawing/2016/5/10/chartex" xmlns:cx5="http://schemas.microsoft.com/office/drawing/2016/5/11/chartex" xmlns:cx6="http://schemas.microsoft.com/office/drawing/2016/5/12/chartex" xmlns:cx7="http://schemas.microsoft.com/office/drawing/2016/5/13/chartex" xmlns:cx8="http://schemas.microsoft.com/office/drawing/2016/5/14/chartex" xmlns:mc="http://schemas.openxmlformats.org/markup-compatibility/2006" xmlns:m="http://schemas.openxmlformats.org/officeDocument/2006/math" xmlns:aink="http://schemas.microsoft.com/office/drawing/2016/ink" xmlns:am3d="http://schemas.microsoft.com/office/drawing/2017/model3d" xmlns:oel="http://schemas.microsoft.com/office/2019/extlst" xmlns:r="http://schemas.openxmlformats.org/officeDocument/2006/relationships" xmlns:wp14="http://schemas.microsoft.com/office/word/2010/wordprocessingDrawing" xmlns:wp="http://schemas.openxmlformats.org/drawingml/2006/wordprocessingDrawing" xmlns:wpg="http://schemas.microsoft.com/office/word/2010/wordprocessingGroup" xmlns:wpi="http://schemas.microsoft.com/office/word/2010/wordprocessingInk" xmlns:wps="http://schemas.microsoft.com/office/word/2010/wordprocessingShape" xmlns:o="urn:schemas-microsoft-com:office:office" xmlns:v="urn:schemas-microsoft-com:vml" xmlns:w10="urn:schemas-microsoft-com:office:word" xmlns:w="http://schemas.openxmlformats.org/wordprocessingml/2006/main" xmlns:w14="http://schemas.microsoft.com/office/word/2010/wordml" xmlns:w15="http://schemas.microsoft.com/office/word/2012/wordml" xmlns:w16cex="http://schemas.microsoft.com/office/word/2018/wordml/cex" xmlns:w16cid="http://schemas.microsoft.com/office/word/2016/wordml/cid" xmlns:w16="http://schemas.microsoft.com/office/word/2018/wordml" xmlns:w16sdtdh="http://schemas.microsoft.com/office/word/2020/wordml/sdtdatahash" xmlns:w16sdtfl="http://schemas.microsoft.com/office/word/2024/wordml/sdtformatlock" xmlns:w16se="http://schemas.microsoft.com/office/word/2015/wordml/symex" xmlns:w16du="http://schemas.microsoft.com/office/word/2023/wordml/word16du" xmlns:wne="http://schemas.microsoft.com/office/word/2006/wordml" mc:Ignorable="w14 w15 w16se w16cid w16 w16cex w16sdtdh w16sdtfl w16du wp14">
   <w:background w:color="FFFFFF"/>
   <w:body>
     <w:p>
@@ -24,7 +24,16 @@
         <w:t xml:space="preserve">Congratulations </w:t>
       </w:r>
       <w:r>
-        <w:t>{_{ users }_}</w:t>
+        <w:t>{{ users</w:t>
+      </w:r>
+      <w:r>
+        <w:t>[0]</w:t>
+      </w:r>
+      <w:r>
+        <w:t xml:space="preserve"> </w:t>
+      </w:r>
+      <w:r>
+        <w:t>}}</w:t>
       </w:r>
       <w:r>
         <w:t>! You have finished all the forms you need to {{ al_next_s</w:t>
@@ -33,30 +42,40 @@
         <w:t>t</w:t>
       </w:r>
       <w:r>
-        <w:t>eps_intro_prompt }}. The rest of the pages </w:t>
+        <w:t>eps_intro_prompt }}. The rest of the pages</w:t>
+      </w:r>
+      <w:r>
+        <w:t xml:space="preserve"> </w:t>
       </w:r>
       <w:r>
         <w:t>in this packet are your complet</w:t>
       </w:r>
       <w:r>
-        <w:t xml:space="preserve">ed</w:t>
+        <w:t>ed</w:t>
+      </w:r>
+      <w:r>
+        <w:t xml:space="preserve"> </w:t>
       </w:r>
       <w:r>
         <w:rPr>
           <w:rStyle w:val="pl-s"/>
         </w:rPr>
-        <w:t> {{ al_next_steps_document_title }}</w:t>
-      </w:r>
-      <w:bookmarkStart w:id="0" w:name="_GoBack"/>
-      <w:bookmarkEnd w:id="0"/>
-      <w:r>
-        <w:t xml:space="preserve">.</w:t>
+        <w:t>{{ al_next_steps_document_title }}</w:t>
+      </w:r>
+      <w:r>
+        <w:t>.</w:t>
       </w:r>
     </w:p>
     <w:p/>
     <w:p>
       <w:pPr>
         <w:sectPr>
+          <w:headerReference w:type="even" r:id="rId7"/>
+          <w:headerReference w:type="default" r:id="rId8"/>
+          <w:footerReference w:type="even" r:id="rId9"/>
+          <w:footerReference w:type="default" r:id="rId10"/>
+          <w:headerReference w:type="first" r:id="rId11"/>
+          <w:footerReference w:type="first" r:id="rId12"/>
           <w:pgSz w:w="12240" w:h="15840"/>
           <w:pgMar w:top="720" w:right="720" w:bottom="720" w:left="720" w:header="0" w:footer="0" w:gutter="0"/>
           <w:pgNumType w:start="1"/>
@@ -71,8 +90,8 @@
       <w:pPr>
         <w:pStyle w:val="Heading2"/>
       </w:pPr>
-      <w:bookmarkStart w:id="1" w:name="_yntzxzfdh9ya"/>
-      <w:bookmarkEnd w:id="1"/>
+      <w:bookmarkStart w:id="0" w:name="_yntzxzfdh9ya"/>
+      <w:bookmarkEnd w:id="0"/>
       <w:r>
         <w:t>Next steps</w:t>
       </w:r>
@@ -112,7 +131,7 @@
             <w14:bevel/>
           </w14:textOutline>
         </w:rPr>
-        <w:t xml:space="preserve">{_{ </w:t>
+        <w:t>{</w:t>
       </w:r>
       <w:r>
         <w:rPr>
@@ -122,7 +141,7 @@
             <w14:bevel/>
           </w14:textOutline>
         </w:rPr>
-        <w:t xml:space="preserve">showifdef('other_parties[0]') </w:t>
+        <w:t xml:space="preserve">{ </w:t>
       </w:r>
       <w:r>
         <w:rPr>
@@ -132,7 +151,37 @@
             <w14:bevel/>
           </w14:textOutline>
         </w:rPr>
-        <w:t>}_}</w:t>
+        <w:t>other_parties[0]</w:t>
+      </w:r>
+      <w:r>
+        <w:rPr>
+          <w14:textOutline w14:w="9525" w14:cap="rnd" w14:cmpd="sng" w14:algn="ctr">
+            <w14:noFill/>
+            <w14:prstDash w14:val="solid"/>
+            <w14:bevel/>
+          </w14:textOutline>
+        </w:rPr>
+        <w:t xml:space="preserve"> </w:t>
+      </w:r>
+      <w:r>
+        <w:rPr>
+          <w14:textOutline w14:w="9525" w14:cap="rnd" w14:cmpd="sng" w14:algn="ctr">
+            <w14:noFill/>
+            <w14:prstDash w14:val="solid"/>
+            <w14:bevel/>
+          </w14:textOutline>
+        </w:rPr>
+        <w:t>}</w:t>
+      </w:r>
+      <w:r>
+        <w:rPr>
+          <w14:textOutline w14:w="9525" w14:cap="rnd" w14:cmpd="sng" w14:algn="ctr">
+            <w14:noFill/>
+            <w14:prstDash w14:val="solid"/>
+            <w14:bevel/>
+          </w14:textOutline>
+        </w:rPr>
+        <w:t>}</w:t>
       </w:r>
       <w:r>
         <w:rPr>
@@ -211,7 +260,7 @@
             <w14:bevel/>
           </w14:textOutline>
         </w:rPr>
-        <w:t xml:space="preserve">{_{ </w:t>
+        <w:t>{{ other_parties[0] }}</w:t>
       </w:r>
       <w:r>
         <w:rPr>
@@ -221,7 +270,111 @@
             <w14:bevel/>
           </w14:textOutline>
         </w:rPr>
-        <w:t xml:space="preserve">showifdef('other_parties[0]') </w:t>
+        <w:t>.</w:t>
+      </w:r>
+    </w:p>
+    <w:p>
+      <w:pPr>
+        <w:pStyle w:val="Heading2"/>
+      </w:pPr>
+      <w:bookmarkStart w:id="1" w:name="_4szgtqe6ov1h"/>
+      <w:bookmarkEnd w:id="1"/>
+      <w:r>
+        <w:t>What happens next?</w:t>
+      </w:r>
+    </w:p>
+    <w:p>
+      <w:pPr>
+        <w:pStyle w:val="NumberedList"/>
+        <w:numPr>
+          <w:ilvl w:val="0"/>
+          <w:numId w:val="3"/>
+        </w:numPr>
+      </w:pPr>
+      <w:r>
+        <w:t xml:space="preserve">Look over the forms below, one more time. Make sure everything is correct. </w:t>
+      </w:r>
+    </w:p>
+    <w:p>
+      <w:pPr>
+        <w:pStyle w:val="NumberedList"/>
+        <w:numPr>
+          <w:ilvl w:val="0"/>
+          <w:numId w:val="3"/>
+        </w:numPr>
+      </w:pPr>
+      <w:r>
+        <w:t xml:space="preserve">{%p if </w:t>
+      </w:r>
+      <w:r>
+        <w:t>al_next_steps_enabled and al_n</w:t>
+      </w:r>
+      <w:r>
+        <w:t>ext_s</w:t>
+      </w:r>
+      <w:r>
+        <w:t>teps_what_happens_next %}</w:t>
+      </w:r>
+    </w:p>
+    <w:p>
+      <w:pPr>
+        <w:pStyle w:val="ListParagraph"/>
+        <w:numPr>
+          <w:ilvl w:val="0"/>
+          <w:numId w:val="3"/>
+        </w:numPr>
+      </w:pPr>
+      <w:r>
+        <w:t xml:space="preserve">{%p for line in </w:t>
+      </w:r>
+      <w:r>
+        <w:t>al_next_steps_what_happens_next.split("\n") %}</w:t>
+      </w:r>
+    </w:p>
+    <w:p>
+      <w:pPr>
+        <w:pStyle w:val="ListParagraph"/>
+        <w:numPr>
+          <w:ilvl w:val="0"/>
+          <w:numId w:val="3"/>
+        </w:numPr>
+      </w:pPr>
+      <w:r>
+        <w:t>{{ fix_punctuation(line) }}</w:t>
+      </w:r>
+    </w:p>
+    <w:p>
+      <w:pPr>
+        <w:pStyle w:val="ListParagraph"/>
+        <w:numPr>
+          <w:ilvl w:val="0"/>
+          <w:numId w:val="3"/>
+        </w:numPr>
+      </w:pPr>
+      <w:r>
+        <w:t>{%p endfor %}</w:t>
+      </w:r>
+    </w:p>
+    <w:p>
+      <w:pPr>
+        <w:pStyle w:val="ListParagraph"/>
+        <w:numPr>
+          <w:ilvl w:val="0"/>
+          <w:numId w:val="3"/>
+        </w:numPr>
+      </w:pPr>
+      <w:r>
+        <w:t>{%p endif %}</w:t>
+      </w:r>
+    </w:p>
+    <w:p>
+      <w:pPr>
+        <w:pStyle w:val="Heading2"/>
+      </w:pPr>
+      <w:bookmarkStart w:id="2" w:name="_7jbtnvplu76"/>
+      <w:bookmarkEnd w:id="2"/>
+      <w:r>
+        <w:t xml:space="preserve">What can </w:t>
       </w:r>
       <w:r>
         <w:rPr>
@@ -231,123 +384,7 @@
             <w14:bevel/>
           </w14:textOutline>
         </w:rPr>
-        <w:t>}_}</w:t>
-      </w:r>
-      <w:r>
-        <w:t>.</w:t>
-      </w:r>
-    </w:p>
-    <w:p>
-      <w:pPr>
-        <w:pStyle w:val="Heading2"/>
-      </w:pPr>
-      <w:bookmarkStart w:id="2" w:name="_4szgtqe6ov1h"/>
-      <w:bookmarkEnd w:id="2"/>
-      <w:r>
-        <w:t>What happens next?</w:t>
-      </w:r>
-    </w:p>
-    <w:p>
-      <w:pPr>
-        <w:pStyle w:val="NumberedList"/>
-        <w:numPr>
-          <w:ilvl w:val="0"/>
-          <w:numId w:val="3"/>
-        </w:numPr>
-      </w:pPr>
-      <w:r>
-        <w:t xml:space="preserve">Look over the forms below, one more time. Make sure everything is correct. </w:t>
-      </w:r>
-    </w:p>
-    <w:p>
-      <w:pPr>
-        <w:pStyle w:val="NumberedList"/>
-        <w:numPr>
-          <w:ilvl w:val="0"/>
-          <w:numId w:val="3"/>
-        </w:numPr>
-      </w:pPr>
-      <w:r>
-        <w:t xml:space="preserve">{%p if </w:t>
-      </w:r>
-      <w:r>
-        <w:t>al_next_steps_enabled and al_n</w:t>
-      </w:r>
-      <w:r>
-        <w:t xml:space="preserve">ext_s</w:t>
-      </w:r>
-      <w:r>
-        <w:t>teps_what_happens_next %}</w:t>
-      </w:r>
-      <w:r>
-        <w:t xml:space="preserve"/>
-      </w:r>
-    </w:p>
-    <w:p>
-      <w:pPr>
-        <w:pStyle w:val="ListParagraph"/>
-        <w:numPr>
-          <w:ilvl w:val="0"/>
-          <w:numId w:val="3"/>
-        </w:numPr>
-      </w:pPr>
-      <w:r>
-        <w:t xml:space="preserve">{%p for line in </w:t>
-      </w:r>
-      <w:r>
-        <w:t>al_next_steps_what_happens_next.split("\n") %}</w:t>
-      </w:r>
-      <w:r>
-        <w:t/>
-      </w:r>
-    </w:p>
-    <w:p>
-      <w:pPr>
-        <w:pStyle w:val="ListParagraph"/>
-        <w:numPr>
-          <w:ilvl w:val="0"/>
-          <w:numId w:val="3"/>
-        </w:numPr>
-      </w:pPr>
-      <w:r>
-        <w:t>{{ fix_punctuation(line) }}</w:t>
-      </w:r>
-    </w:p>
-    <w:p>
-      <w:pPr>
-        <w:pStyle w:val="ListParagraph"/>
-        <w:numPr>
-          <w:ilvl w:val="0"/>
-          <w:numId w:val="3"/>
-        </w:numPr>
-      </w:pPr>
-      <w:r>
-        <w:t>{%p endfor %}</w:t>
-      </w:r>
-    </w:p>
-    <w:p>
-      <w:pPr>
-        <w:pStyle w:val="ListParagraph"/>
-        <w:numPr>
-          <w:ilvl w:val="0"/>
-          <w:numId w:val="3"/>
-        </w:numPr>
-      </w:pPr>
-      <w:r>
-        <w:t>{%p endif %}</w:t>
-      </w:r>
-    </w:p>
-    <w:p>
-      <w:pPr>
-        <w:pStyle w:val="Heading2"/>
-      </w:pPr>
-      <w:bookmarkStart w:id="3" w:name="_7jbtnvplu76"/>
-      <w:bookmarkEnd w:id="3"/>
-      <w:r>
-        <w:t xml:space="preserve">What can </w:t>
-      </w:r>
-      <w:r>
-        <w:t xml:space="preserve">{_{ </w:t>
+        <w:t>{</w:t>
       </w:r>
       <w:r>
         <w:rPr>
@@ -357,7 +394,7 @@
             <w14:bevel/>
           </w14:textOutline>
         </w:rPr>
-        <w:t xml:space="preserve">showifdef('other_parties[0]') </w:t>
+        <w:t xml:space="preserve">{ </w:t>
       </w:r>
       <w:r>
         <w:rPr>
@@ -367,7 +404,7 @@
             <w14:bevel/>
           </w14:textOutline>
         </w:rPr>
-        <w:t>}_}</w:t>
+        <w:t>other_parties[0]</w:t>
       </w:r>
       <w:r>
         <w:rPr>
@@ -377,88 +414,7 @@
             <w14:bevel/>
           </w14:textOutline>
         </w:rPr>
-        <w:t xml:space="preserve"> </w:t>
-      </w:r>
-      <w:r>
-        <w:t>do?</w:t>
-      </w:r>
-    </w:p>
-    <w:p>
-      <w:r>
-        <w:t xml:space="preserve">{%p if </w:t>
-      </w:r>
-      <w:r>
-        <w:t>al_next_steps_enabled and al_n</w:t>
-      </w:r>
-      <w:r>
-        <w:t xml:space="preserve">ext_s</w:t>
-      </w:r>
-      <w:r>
-        <w:t>teps_what_can_decision_maker_do %}</w:t>
-      </w:r>
-      <w:r>
-        <w:t xml:space="preserve"/>
-      </w:r>
-    </w:p>
-    <w:p>
-      <w:pPr>
-        <w:pStyle w:val="ListParagraph"/>
-        <w:numPr>
-          <w:ilvl w:val="0"/>
-          <w:numId w:val="8"/>
-        </w:numPr>
-        <w:ind w:left="360"/>
-      </w:pPr>
-      <w:r>
-        <w:t xml:space="preserve">{%p for line in </w:t>
-      </w:r>
-      <w:r>
-        <w:t>al_next_steps_what_can_decision_maker_do.split("\n") %}</w:t>
-      </w:r>
-      <w:r>
-        <w:t/>
-      </w:r>
-    </w:p>
-    <w:p>
-      <w:pPr>
-        <w:pStyle w:val="ListParagraph"/>
-        <w:numPr>
-          <w:ilvl w:val="0"/>
-          <w:numId w:val="8"/>
-        </w:numPr>
-        <w:ind w:left="360"/>
-      </w:pPr>
-      <w:r>
-        <w:t>{{ fix_punctuation(line) }}</w:t>
-      </w:r>
-    </w:p>
-    <w:p>
-      <w:pPr>
-        <w:pStyle w:val="ListParagraph"/>
-        <w:numPr>
-          <w:ilvl w:val="0"/>
-          <w:numId w:val="8"/>
-        </w:numPr>
-        <w:ind w:left="360"/>
-      </w:pPr>
-      <w:r>
-        <w:t>{%p endfor %}</w:t>
-      </w:r>
-    </w:p>
-    <w:p>
-      <w:r>
-        <w:t>{%p endif %}</w:t>
-      </w:r>
-    </w:p>
-    <w:p>
-      <w:pPr>
-        <w:pStyle w:val="Heading2"/>
-      </w:pPr>
-      <w:r>
-        <w:t xml:space="preserve">What happens after </w:t>
-      </w:r>
-      <w:r>
-        <w:t xml:space="preserve">{_{ </w:t>
+        <w:t xml:space="preserve"> }</w:t>
       </w:r>
       <w:r>
         <w:rPr>
@@ -468,7 +424,79 @@
             <w14:bevel/>
           </w14:textOutline>
         </w:rPr>
-        <w:t xml:space="preserve">showifdef('other_parties[0]') </w:t>
+        <w:t xml:space="preserve">} </w:t>
+      </w:r>
+      <w:r>
+        <w:t>do?</w:t>
+      </w:r>
+    </w:p>
+    <w:p>
+      <w:r>
+        <w:t xml:space="preserve">{%p if </w:t>
+      </w:r>
+      <w:r>
+        <w:t>al_next_steps_enabled and al_n</w:t>
+      </w:r>
+      <w:r>
+        <w:t>ext_s</w:t>
+      </w:r>
+      <w:r>
+        <w:t>teps_what_can_decision_maker_do %}</w:t>
+      </w:r>
+    </w:p>
+    <w:p>
+      <w:pPr>
+        <w:pStyle w:val="ListParagraph"/>
+        <w:numPr>
+          <w:ilvl w:val="0"/>
+          <w:numId w:val="8"/>
+        </w:numPr>
+        <w:ind w:left="360"/>
+      </w:pPr>
+      <w:r>
+        <w:t xml:space="preserve">{%p for line in </w:t>
+      </w:r>
+      <w:r>
+        <w:t>al_next_steps_what_can_decision_maker_do.split("\n") %}</w:t>
+      </w:r>
+    </w:p>
+    <w:p>
+      <w:pPr>
+        <w:pStyle w:val="ListParagraph"/>
+        <w:numPr>
+          <w:ilvl w:val="0"/>
+          <w:numId w:val="8"/>
+        </w:numPr>
+        <w:ind w:left="360"/>
+      </w:pPr>
+      <w:r>
+        <w:t>{{ fix_punctuation(line) }}</w:t>
+      </w:r>
+    </w:p>
+    <w:p>
+      <w:pPr>
+        <w:pStyle w:val="ListParagraph"/>
+        <w:numPr>
+          <w:ilvl w:val="0"/>
+          <w:numId w:val="8"/>
+        </w:numPr>
+        <w:ind w:left="360"/>
+      </w:pPr>
+      <w:r>
+        <w:t>{%p endfor %}</w:t>
+      </w:r>
+    </w:p>
+    <w:p>
+      <w:r>
+        <w:t>{%p endif %}</w:t>
+      </w:r>
+    </w:p>
+    <w:p>
+      <w:pPr>
+        <w:pStyle w:val="Heading2"/>
+      </w:pPr>
+      <w:r>
+        <w:t xml:space="preserve">What happens after </w:t>
       </w:r>
       <w:r>
         <w:rPr>
@@ -478,18 +506,50 @@
             <w14:bevel/>
           </w14:textOutline>
         </w:rPr>
-        <w:t>}_}</w:t>
-      </w:r>
-      <w:r>
-        <w:t xml:space="preserve"> </w:t>
-      </w:r>
-      <w:proofErr w:type="gramStart"/>
-      <w:r>
-        <w:t>makes a decision</w:t>
-      </w:r>
-      <w:proofErr w:type="gramEnd"/>
-      <w:r>
-        <w:t>?</w:t>
+        <w:t>{</w:t>
+      </w:r>
+      <w:r>
+        <w:rPr>
+          <w14:textOutline w14:w="9525" w14:cap="rnd" w14:cmpd="sng" w14:algn="ctr">
+            <w14:noFill/>
+            <w14:prstDash w14:val="solid"/>
+            <w14:bevel/>
+          </w14:textOutline>
+        </w:rPr>
+        <w:t xml:space="preserve">{ </w:t>
+      </w:r>
+      <w:r>
+        <w:rPr>
+          <w14:textOutline w14:w="9525" w14:cap="rnd" w14:cmpd="sng" w14:algn="ctr">
+            <w14:noFill/>
+            <w14:prstDash w14:val="solid"/>
+            <w14:bevel/>
+          </w14:textOutline>
+        </w:rPr>
+        <w:t>other_parties[0]</w:t>
+      </w:r>
+      <w:r>
+        <w:rPr>
+          <w14:textOutline w14:w="9525" w14:cap="rnd" w14:cmpd="sng" w14:algn="ctr">
+            <w14:noFill/>
+            <w14:prstDash w14:val="solid"/>
+            <w14:bevel/>
+          </w14:textOutline>
+        </w:rPr>
+        <w:t xml:space="preserve"> }</w:t>
+      </w:r>
+      <w:r>
+        <w:rPr>
+          <w14:textOutline w14:w="9525" w14:cap="rnd" w14:cmpd="sng" w14:algn="ctr">
+            <w14:noFill/>
+            <w14:prstDash w14:val="solid"/>
+            <w14:bevel/>
+          </w14:textOutline>
+        </w:rPr>
+        <w:t xml:space="preserve">} </w:t>
+      </w:r>
+      <w:r>
+        <w:t>makes a decision?</w:t>
       </w:r>
     </w:p>
     <w:p>
@@ -505,13 +565,10 @@
         <w:t>al_next_steps_enabled and al_n</w:t>
       </w:r>
       <w:r>
-        <w:t xml:space="preserve">ext_s</w:t>
+        <w:t>ext_s</w:t>
       </w:r>
       <w:r>
         <w:t>teps_what_can_decision_maker_do %}</w:t>
-      </w:r>
-      <w:r>
-        <w:t xml:space="preserve"/>
       </w:r>
     </w:p>
     <w:p>
@@ -529,9 +586,6 @@
       <w:r>
         <w:t>al_next_steps_what_happens_if_i_win.split("\n") %}</w:t>
       </w:r>
-      <w:r>
-        <w:t/>
-      </w:r>
     </w:p>
     <w:p>
       <w:pPr>
@@ -587,10 +641,10 @@
         <w:pStyle w:val="Heading2"/>
         <w:keepNext/>
       </w:pPr>
-      <w:bookmarkStart w:id="4" w:name="_jpvqkqfibwqh"/>
-      <w:bookmarkStart w:id="5" w:name="_wjzvjugefec1"/>
+      <w:bookmarkStart w:id="3" w:name="_jpvqkqfibwqh"/>
+      <w:bookmarkStart w:id="4" w:name="_wjzvjugefec1"/>
+      <w:bookmarkEnd w:id="3"/>
       <w:bookmarkEnd w:id="4"/>
-      <w:bookmarkEnd w:id="5"/>
       <w:r>
         <w:t>Learn more</w:t>
       </w:r>
@@ -604,9 +658,6 @@
       </w:r>
       <w:r>
         <w:t>al_next_steps_enabled %}</w:t>
-      </w:r>
-      <w:r>
-        <w:t xml:space="preserve"/>
       </w:r>
     </w:p>
     <w:p>
@@ -675,19 +726,13 @@
         <w:t>="1in", alt_text="al_next</w:t>
       </w:r>
       <w:r>
-        <w:t>_steps_help_url") | markdown </w:t>
+        <w:t>_steps_help_url") | markdown</w:t>
       </w:r>
       <w:r>
         <w:t>}</w:t>
       </w:r>
       <w:r>
         <w:t>}</w:t>
-      </w:r>
-      <w:r>
-        <w:t xml:space="preserve"/>
-      </w:r>
-      <w:r>
-        <w:t/>
       </w:r>
     </w:p>
     <w:p>
@@ -711,7 +756,7 @@
 </file>
 
 <file path=word/endnotes.xml><?xml version="1.0" encoding="utf-8"?>
-<w:endnotes xmlns:wpc="http://schemas.microsoft.com/office/word/2010/wordprocessingCanvas" xmlns:cx="http://schemas.microsoft.com/office/drawing/2014/chartex" xmlns:cx1="http://schemas.microsoft.com/office/drawing/2015/9/8/chartex" xmlns:cx2="http://schemas.microsoft.com/office/drawing/2015/10/21/chartex" xmlns:cx3="http://schemas.microsoft.com/office/drawing/2016/5/9/chartex" xmlns:cx4="http://schemas.microsoft.com/office/drawing/2016/5/10/chartex" xmlns:cx5="http://schemas.microsoft.com/office/drawing/2016/5/11/chartex" xmlns:cx6="http://schemas.microsoft.com/office/drawing/2016/5/12/chartex" xmlns:cx7="http://schemas.microsoft.com/office/drawing/2016/5/13/chartex" xmlns:cx8="http://schemas.microsoft.com/office/drawing/2016/5/14/chartex" xmlns:mc="http://schemas.openxmlformats.org/markup-compatibility/2006" xmlns:aink="http://schemas.microsoft.com/office/drawing/2016/ink" xmlns:am3d="http://schemas.microsoft.com/office/drawing/2017/model3d" xmlns:o="urn:schemas-microsoft-com:office:office" xmlns:r="http://schemas.openxmlformats.org/officeDocument/2006/relationships" xmlns:m="http://schemas.openxmlformats.org/officeDocument/2006/math" xmlns:v="urn:schemas-microsoft-com:vml" xmlns:wp14="http://schemas.microsoft.com/office/word/2010/wordprocessingDrawing" xmlns:wp="http://schemas.openxmlformats.org/drawingml/2006/wordprocessingDrawing" xmlns:w10="urn:schemas-microsoft-com:office:word" xmlns:w="http://schemas.openxmlformats.org/wordprocessingml/2006/main" xmlns:w14="http://schemas.microsoft.com/office/word/2010/wordml" xmlns:w15="http://schemas.microsoft.com/office/word/2012/wordml" xmlns:w16cid="http://schemas.microsoft.com/office/word/2016/wordml/cid" xmlns:w16se="http://schemas.microsoft.com/office/word/2015/wordml/symex" xmlns:wpg="http://schemas.microsoft.com/office/word/2010/wordprocessingGroup" xmlns:wpi="http://schemas.microsoft.com/office/word/2010/wordprocessingInk" xmlns:wne="http://schemas.microsoft.com/office/word/2006/wordml" xmlns:wps="http://schemas.microsoft.com/office/word/2010/wordprocessingShape" mc:Ignorable="w14 w15 w16se w16cid wp14">
+<w:endnotes xmlns:wpc="http://schemas.microsoft.com/office/word/2010/wordprocessingCanvas" xmlns:cx="http://schemas.microsoft.com/office/drawing/2014/chartex" xmlns:cx1="http://schemas.microsoft.com/office/drawing/2015/9/8/chartex" xmlns:cx2="http://schemas.microsoft.com/office/drawing/2015/10/21/chartex" xmlns:cx3="http://schemas.microsoft.com/office/drawing/2016/5/9/chartex" xmlns:cx4="http://schemas.microsoft.com/office/drawing/2016/5/10/chartex" xmlns:cx5="http://schemas.microsoft.com/office/drawing/2016/5/11/chartex" xmlns:cx6="http://schemas.microsoft.com/office/drawing/2016/5/12/chartex" xmlns:cx7="http://schemas.microsoft.com/office/drawing/2016/5/13/chartex" xmlns:cx8="http://schemas.microsoft.com/office/drawing/2016/5/14/chartex" xmlns:mc="http://schemas.openxmlformats.org/markup-compatibility/2006" xmlns:m="http://schemas.openxmlformats.org/officeDocument/2006/math" xmlns:aink="http://schemas.microsoft.com/office/drawing/2016/ink" xmlns:am3d="http://schemas.microsoft.com/office/drawing/2017/model3d" xmlns:oel="http://schemas.microsoft.com/office/2019/extlst" xmlns:r="http://schemas.openxmlformats.org/officeDocument/2006/relationships" xmlns:wp14="http://schemas.microsoft.com/office/word/2010/wordprocessingDrawing" xmlns:wp="http://schemas.openxmlformats.org/drawingml/2006/wordprocessingDrawing" xmlns:wpg="http://schemas.microsoft.com/office/word/2010/wordprocessingGroup" xmlns:wpi="http://schemas.microsoft.com/office/word/2010/wordprocessingInk" xmlns:wps="http://schemas.microsoft.com/office/word/2010/wordprocessingShape" xmlns:o="urn:schemas-microsoft-com:office:office" xmlns:v="urn:schemas-microsoft-com:vml" xmlns:w10="urn:schemas-microsoft-com:office:word" xmlns:w="http://schemas.openxmlformats.org/wordprocessingml/2006/main" xmlns:w14="http://schemas.microsoft.com/office/word/2010/wordml" xmlns:w15="http://schemas.microsoft.com/office/word/2012/wordml" xmlns:w16cex="http://schemas.microsoft.com/office/word/2018/wordml/cex" xmlns:w16cid="http://schemas.microsoft.com/office/word/2016/wordml/cid" xmlns:w16="http://schemas.microsoft.com/office/word/2018/wordml" xmlns:w16sdtdh="http://schemas.microsoft.com/office/word/2020/wordml/sdtdatahash" xmlns:w16sdtfl="http://schemas.microsoft.com/office/word/2024/wordml/sdtformatlock" xmlns:w16se="http://schemas.microsoft.com/office/word/2015/wordml/symex" xmlns:w16du="http://schemas.microsoft.com/office/word/2023/wordml/word16du" xmlns:wne="http://schemas.microsoft.com/office/word/2006/wordml" mc:Ignorable="w14 w15 w16se w16cid w16 w16cex w16sdtdh w16sdtfl w16du wp14">
   <w:endnote w:type="separator" w:id="-1">
     <w:p>
       <w:pPr>
@@ -735,8 +780,38 @@
 </w:endnotes>
 </file>
 
+<file path=word/footer1.xml><?xml version="1.0" encoding="utf-8"?>
+<w:ftr xmlns:wpc="http://schemas.microsoft.com/office/word/2010/wordprocessingCanvas" xmlns:cx="http://schemas.microsoft.com/office/drawing/2014/chartex" xmlns:cx1="http://schemas.microsoft.com/office/drawing/2015/9/8/chartex" xmlns:cx2="http://schemas.microsoft.com/office/drawing/2015/10/21/chartex" xmlns:cx3="http://schemas.microsoft.com/office/drawing/2016/5/9/chartex" xmlns:cx4="http://schemas.microsoft.com/office/drawing/2016/5/10/chartex" xmlns:cx5="http://schemas.microsoft.com/office/drawing/2016/5/11/chartex" xmlns:cx6="http://schemas.microsoft.com/office/drawing/2016/5/12/chartex" xmlns:cx7="http://schemas.microsoft.com/office/drawing/2016/5/13/chartex" xmlns:cx8="http://schemas.microsoft.com/office/drawing/2016/5/14/chartex" xmlns:mc="http://schemas.openxmlformats.org/markup-compatibility/2006" xmlns:m="http://schemas.openxmlformats.org/officeDocument/2006/math" xmlns:aink="http://schemas.microsoft.com/office/drawing/2016/ink" xmlns:am3d="http://schemas.microsoft.com/office/drawing/2017/model3d" xmlns:oel="http://schemas.microsoft.com/office/2019/extlst" xmlns:r="http://schemas.openxmlformats.org/officeDocument/2006/relationships" xmlns:wp14="http://schemas.microsoft.com/office/word/2010/wordprocessingDrawing" xmlns:wp="http://schemas.openxmlformats.org/drawingml/2006/wordprocessingDrawing" xmlns:wpg="http://schemas.microsoft.com/office/word/2010/wordprocessingGroup" xmlns:wpi="http://schemas.microsoft.com/office/word/2010/wordprocessingInk" xmlns:wps="http://schemas.microsoft.com/office/word/2010/wordprocessingShape" xmlns:o="urn:schemas-microsoft-com:office:office" xmlns:v="urn:schemas-microsoft-com:vml" xmlns:w10="urn:schemas-microsoft-com:office:word" xmlns:w="http://schemas.openxmlformats.org/wordprocessingml/2006/main" xmlns:w14="http://schemas.microsoft.com/office/word/2010/wordml" xmlns:w15="http://schemas.microsoft.com/office/word/2012/wordml" xmlns:w16cex="http://schemas.microsoft.com/office/word/2018/wordml/cex" xmlns:w16cid="http://schemas.microsoft.com/office/word/2016/wordml/cid" xmlns:w16="http://schemas.microsoft.com/office/word/2018/wordml" xmlns:w16sdtdh="http://schemas.microsoft.com/office/word/2020/wordml/sdtdatahash" xmlns:w16sdtfl="http://schemas.microsoft.com/office/word/2024/wordml/sdtformatlock" xmlns:w16se="http://schemas.microsoft.com/office/word/2015/wordml/symex" xmlns:w16du="http://schemas.microsoft.com/office/word/2023/wordml/word16du" xmlns:wne="http://schemas.microsoft.com/office/word/2006/wordml" mc:Ignorable="w14 w15 w16se w16cid w16 w16cex w16sdtdh w16sdtfl w16du wp14">
+  <w:p>
+    <w:pPr>
+      <w:pStyle w:val="Footer"/>
+    </w:pPr>
+  </w:p>
+</w:ftr>
+</file>
+
+<file path=word/footer2.xml><?xml version="1.0" encoding="utf-8"?>
+<w:ftr xmlns:wpc="http://schemas.microsoft.com/office/word/2010/wordprocessingCanvas" xmlns:cx="http://schemas.microsoft.com/office/drawing/2014/chartex" xmlns:cx1="http://schemas.microsoft.com/office/drawing/2015/9/8/chartex" xmlns:cx2="http://schemas.microsoft.com/office/drawing/2015/10/21/chartex" xmlns:cx3="http://schemas.microsoft.com/office/drawing/2016/5/9/chartex" xmlns:cx4="http://schemas.microsoft.com/office/drawing/2016/5/10/chartex" xmlns:cx5="http://schemas.microsoft.com/office/drawing/2016/5/11/chartex" xmlns:cx6="http://schemas.microsoft.com/office/drawing/2016/5/12/chartex" xmlns:cx7="http://schemas.microsoft.com/office/drawing/2016/5/13/chartex" xmlns:cx8="http://schemas.microsoft.com/office/drawing/2016/5/14/chartex" xmlns:mc="http://schemas.openxmlformats.org/markup-compatibility/2006" xmlns:m="http://schemas.openxmlformats.org/officeDocument/2006/math" xmlns:aink="http://schemas.microsoft.com/office/drawing/2016/ink" xmlns:am3d="http://schemas.microsoft.com/office/drawing/2017/model3d" xmlns:oel="http://schemas.microsoft.com/office/2019/extlst" xmlns:r="http://schemas.openxmlformats.org/officeDocument/2006/relationships" xmlns:wp14="http://schemas.microsoft.com/office/word/2010/wordprocessingDrawing" xmlns:wp="http://schemas.openxmlformats.org/drawingml/2006/wordprocessingDrawing" xmlns:wpg="http://schemas.microsoft.com/office/word/2010/wordprocessingGroup" xmlns:wpi="http://schemas.microsoft.com/office/word/2010/wordprocessingInk" xmlns:wps="http://schemas.microsoft.com/office/word/2010/wordprocessingShape" xmlns:o="urn:schemas-microsoft-com:office:office" xmlns:v="urn:schemas-microsoft-com:vml" xmlns:w10="urn:schemas-microsoft-com:office:word" xmlns:w="http://schemas.openxmlformats.org/wordprocessingml/2006/main" xmlns:w14="http://schemas.microsoft.com/office/word/2010/wordml" xmlns:w15="http://schemas.microsoft.com/office/word/2012/wordml" xmlns:w16cex="http://schemas.microsoft.com/office/word/2018/wordml/cex" xmlns:w16cid="http://schemas.microsoft.com/office/word/2016/wordml/cid" xmlns:w16="http://schemas.microsoft.com/office/word/2018/wordml" xmlns:w16sdtdh="http://schemas.microsoft.com/office/word/2020/wordml/sdtdatahash" xmlns:w16sdtfl="http://schemas.microsoft.com/office/word/2024/wordml/sdtformatlock" xmlns:w16se="http://schemas.microsoft.com/office/word/2015/wordml/symex" xmlns:w16du="http://schemas.microsoft.com/office/word/2023/wordml/word16du" xmlns:wne="http://schemas.microsoft.com/office/word/2006/wordml" mc:Ignorable="w14 w15 w16se w16cid w16 w16cex w16sdtdh w16sdtfl w16du wp14">
+  <w:p>
+    <w:pPr>
+      <w:pStyle w:val="Footer"/>
+    </w:pPr>
+  </w:p>
+</w:ftr>
+</file>
+
+<file path=word/footer3.xml><?xml version="1.0" encoding="utf-8"?>
+<w:ftr xmlns:wpc="http://schemas.microsoft.com/office/word/2010/wordprocessingCanvas" xmlns:cx="http://schemas.microsoft.com/office/drawing/2014/chartex" xmlns:cx1="http://schemas.microsoft.com/office/drawing/2015/9/8/chartex" xmlns:cx2="http://schemas.microsoft.com/office/drawing/2015/10/21/chartex" xmlns:cx3="http://schemas.microsoft.com/office/drawing/2016/5/9/chartex" xmlns:cx4="http://schemas.microsoft.com/office/drawing/2016/5/10/chartex" xmlns:cx5="http://schemas.microsoft.com/office/drawing/2016/5/11/chartex" xmlns:cx6="http://schemas.microsoft.com/office/drawing/2016/5/12/chartex" xmlns:cx7="http://schemas.microsoft.com/office/drawing/2016/5/13/chartex" xmlns:cx8="http://schemas.microsoft.com/office/drawing/2016/5/14/chartex" xmlns:mc="http://schemas.openxmlformats.org/markup-compatibility/2006" xmlns:m="http://schemas.openxmlformats.org/officeDocument/2006/math" xmlns:aink="http://schemas.microsoft.com/office/drawing/2016/ink" xmlns:am3d="http://schemas.microsoft.com/office/drawing/2017/model3d" xmlns:oel="http://schemas.microsoft.com/office/2019/extlst" xmlns:r="http://schemas.openxmlformats.org/officeDocument/2006/relationships" xmlns:wp14="http://schemas.microsoft.com/office/word/2010/wordprocessingDrawing" xmlns:wp="http://schemas.openxmlformats.org/drawingml/2006/wordprocessingDrawing" xmlns:wpg="http://schemas.microsoft.com/office/word/2010/wordprocessingGroup" xmlns:wpi="http://schemas.microsoft.com/office/word/2010/wordprocessingInk" xmlns:wps="http://schemas.microsoft.com/office/word/2010/wordprocessingShape" xmlns:o="urn:schemas-microsoft-com:office:office" xmlns:v="urn:schemas-microsoft-com:vml" xmlns:w10="urn:schemas-microsoft-com:office:word" xmlns:w="http://schemas.openxmlformats.org/wordprocessingml/2006/main" xmlns:w14="http://schemas.microsoft.com/office/word/2010/wordml" xmlns:w15="http://schemas.microsoft.com/office/word/2012/wordml" xmlns:w16cex="http://schemas.microsoft.com/office/word/2018/wordml/cex" xmlns:w16cid="http://schemas.microsoft.com/office/word/2016/wordml/cid" xmlns:w16="http://schemas.microsoft.com/office/word/2018/wordml" xmlns:w16sdtdh="http://schemas.microsoft.com/office/word/2020/wordml/sdtdatahash" xmlns:w16sdtfl="http://schemas.microsoft.com/office/word/2024/wordml/sdtformatlock" xmlns:w16se="http://schemas.microsoft.com/office/word/2015/wordml/symex" xmlns:w16du="http://schemas.microsoft.com/office/word/2023/wordml/word16du" xmlns:wne="http://schemas.microsoft.com/office/word/2006/wordml" mc:Ignorable="w14 w15 w16se w16cid w16 w16cex w16sdtdh w16sdtfl w16du wp14">
+  <w:p>
+    <w:pPr>
+      <w:pStyle w:val="Footer"/>
+    </w:pPr>
+  </w:p>
+</w:ftr>
+</file>
+
 <file path=word/footnotes.xml><?xml version="1.0" encoding="utf-8"?>
-<w:footnotes xmlns:wpc="http://schemas.microsoft.com/office/word/2010/wordprocessingCanvas" xmlns:cx="http://schemas.microsoft.com/office/drawing/2014/chartex" xmlns:cx1="http://schemas.microsoft.com/office/drawing/2015/9/8/chartex" xmlns:cx2="http://schemas.microsoft.com/office/drawing/2015/10/21/chartex" xmlns:cx3="http://schemas.microsoft.com/office/drawing/2016/5/9/chartex" xmlns:cx4="http://schemas.microsoft.com/office/drawing/2016/5/10/chartex" xmlns:cx5="http://schemas.microsoft.com/office/drawing/2016/5/11/chartex" xmlns:cx6="http://schemas.microsoft.com/office/drawing/2016/5/12/chartex" xmlns:cx7="http://schemas.microsoft.com/office/drawing/2016/5/13/chartex" xmlns:cx8="http://schemas.microsoft.com/office/drawing/2016/5/14/chartex" xmlns:mc="http://schemas.openxmlformats.org/markup-compatibility/2006" xmlns:aink="http://schemas.microsoft.com/office/drawing/2016/ink" xmlns:am3d="http://schemas.microsoft.com/office/drawing/2017/model3d" xmlns:o="urn:schemas-microsoft-com:office:office" xmlns:r="http://schemas.openxmlformats.org/officeDocument/2006/relationships" xmlns:m="http://schemas.openxmlformats.org/officeDocument/2006/math" xmlns:v="urn:schemas-microsoft-com:vml" xmlns:wp14="http://schemas.microsoft.com/office/word/2010/wordprocessingDrawing" xmlns:wp="http://schemas.openxmlformats.org/drawingml/2006/wordprocessingDrawing" xmlns:w10="urn:schemas-microsoft-com:office:word" xmlns:w="http://schemas.openxmlformats.org/wordprocessingml/2006/main" xmlns:w14="http://schemas.microsoft.com/office/word/2010/wordml" xmlns:w15="http://schemas.microsoft.com/office/word/2012/wordml" xmlns:w16cid="http://schemas.microsoft.com/office/word/2016/wordml/cid" xmlns:w16se="http://schemas.microsoft.com/office/word/2015/wordml/symex" xmlns:wpg="http://schemas.microsoft.com/office/word/2010/wordprocessingGroup" xmlns:wpi="http://schemas.microsoft.com/office/word/2010/wordprocessingInk" xmlns:wne="http://schemas.microsoft.com/office/word/2006/wordml" xmlns:wps="http://schemas.microsoft.com/office/word/2010/wordprocessingShape" mc:Ignorable="w14 w15 w16se w16cid wp14">
+<w:footnotes xmlns:wpc="http://schemas.microsoft.com/office/word/2010/wordprocessingCanvas" xmlns:cx="http://schemas.microsoft.com/office/drawing/2014/chartex" xmlns:cx1="http://schemas.microsoft.com/office/drawing/2015/9/8/chartex" xmlns:cx2="http://schemas.microsoft.com/office/drawing/2015/10/21/chartex" xmlns:cx3="http://schemas.microsoft.com/office/drawing/2016/5/9/chartex" xmlns:cx4="http://schemas.microsoft.com/office/drawing/2016/5/10/chartex" xmlns:cx5="http://schemas.microsoft.com/office/drawing/2016/5/11/chartex" xmlns:cx6="http://schemas.microsoft.com/office/drawing/2016/5/12/chartex" xmlns:cx7="http://schemas.microsoft.com/office/drawing/2016/5/13/chartex" xmlns:cx8="http://schemas.microsoft.com/office/drawing/2016/5/14/chartex" xmlns:mc="http://schemas.openxmlformats.org/markup-compatibility/2006" xmlns:m="http://schemas.openxmlformats.org/officeDocument/2006/math" xmlns:aink="http://schemas.microsoft.com/office/drawing/2016/ink" xmlns:am3d="http://schemas.microsoft.com/office/drawing/2017/model3d" xmlns:oel="http://schemas.microsoft.com/office/2019/extlst" xmlns:r="http://schemas.openxmlformats.org/officeDocument/2006/relationships" xmlns:wp14="http://schemas.microsoft.com/office/word/2010/wordprocessingDrawing" xmlns:wp="http://schemas.openxmlformats.org/drawingml/2006/wordprocessingDrawing" xmlns:wpg="http://schemas.microsoft.com/office/word/2010/wordprocessingGroup" xmlns:wpi="http://schemas.microsoft.com/office/word/2010/wordprocessingInk" xmlns:wps="http://schemas.microsoft.com/office/word/2010/wordprocessingShape" xmlns:o="urn:schemas-microsoft-com:office:office" xmlns:v="urn:schemas-microsoft-com:vml" xmlns:w10="urn:schemas-microsoft-com:office:word" xmlns:w="http://schemas.openxmlformats.org/wordprocessingml/2006/main" xmlns:w14="http://schemas.microsoft.com/office/word/2010/wordml" xmlns:w15="http://schemas.microsoft.com/office/word/2012/wordml" xmlns:w16cex="http://schemas.microsoft.com/office/word/2018/wordml/cex" xmlns:w16cid="http://schemas.microsoft.com/office/word/2016/wordml/cid" xmlns:w16="http://schemas.microsoft.com/office/word/2018/wordml" xmlns:w16sdtdh="http://schemas.microsoft.com/office/word/2020/wordml/sdtdatahash" xmlns:w16sdtfl="http://schemas.microsoft.com/office/word/2024/wordml/sdtformatlock" xmlns:w16se="http://schemas.microsoft.com/office/word/2015/wordml/symex" xmlns:w16du="http://schemas.microsoft.com/office/word/2023/wordml/word16du" xmlns:wne="http://schemas.microsoft.com/office/word/2006/wordml" mc:Ignorable="w14 w15 w16se w16cid w16 w16cex w16sdtdh w16sdtfl w16du wp14">
   <w:footnote w:type="separator" w:id="-1">
     <w:p>
       <w:pPr>
@@ -760,8 +835,38 @@
 </w:footnotes>
 </file>
 
+<file path=word/header1.xml><?xml version="1.0" encoding="utf-8"?>
+<w:hdr xmlns:wpc="http://schemas.microsoft.com/office/word/2010/wordprocessingCanvas" xmlns:cx="http://schemas.microsoft.com/office/drawing/2014/chartex" xmlns:cx1="http://schemas.microsoft.com/office/drawing/2015/9/8/chartex" xmlns:cx2="http://schemas.microsoft.com/office/drawing/2015/10/21/chartex" xmlns:cx3="http://schemas.microsoft.com/office/drawing/2016/5/9/chartex" xmlns:cx4="http://schemas.microsoft.com/office/drawing/2016/5/10/chartex" xmlns:cx5="http://schemas.microsoft.com/office/drawing/2016/5/11/chartex" xmlns:cx6="http://schemas.microsoft.com/office/drawing/2016/5/12/chartex" xmlns:cx7="http://schemas.microsoft.com/office/drawing/2016/5/13/chartex" xmlns:cx8="http://schemas.microsoft.com/office/drawing/2016/5/14/chartex" xmlns:mc="http://schemas.openxmlformats.org/markup-compatibility/2006" xmlns:m="http://schemas.openxmlformats.org/officeDocument/2006/math" xmlns:aink="http://schemas.microsoft.com/office/drawing/2016/ink" xmlns:am3d="http://schemas.microsoft.com/office/drawing/2017/model3d" xmlns:oel="http://schemas.microsoft.com/office/2019/extlst" xmlns:r="http://schemas.openxmlformats.org/officeDocument/2006/relationships" xmlns:wp14="http://schemas.microsoft.com/office/word/2010/wordprocessingDrawing" xmlns:wp="http://schemas.openxmlformats.org/drawingml/2006/wordprocessingDrawing" xmlns:wpg="http://schemas.microsoft.com/office/word/2010/wordprocessingGroup" xmlns:wpi="http://schemas.microsoft.com/office/word/2010/wordprocessingInk" xmlns:wps="http://schemas.microsoft.com/office/word/2010/wordprocessingShape" xmlns:o="urn:schemas-microsoft-com:office:office" xmlns:v="urn:schemas-microsoft-com:vml" xmlns:w10="urn:schemas-microsoft-com:office:word" xmlns:w="http://schemas.openxmlformats.org/wordprocessingml/2006/main" xmlns:w14="http://schemas.microsoft.com/office/word/2010/wordml" xmlns:w15="http://schemas.microsoft.com/office/word/2012/wordml" xmlns:w16cex="http://schemas.microsoft.com/office/word/2018/wordml/cex" xmlns:w16cid="http://schemas.microsoft.com/office/word/2016/wordml/cid" xmlns:w16="http://schemas.microsoft.com/office/word/2018/wordml" xmlns:w16sdtdh="http://schemas.microsoft.com/office/word/2020/wordml/sdtdatahash" xmlns:w16sdtfl="http://schemas.microsoft.com/office/word/2024/wordml/sdtformatlock" xmlns:w16se="http://schemas.microsoft.com/office/word/2015/wordml/symex" xmlns:w16du="http://schemas.microsoft.com/office/word/2023/wordml/word16du" xmlns:wne="http://schemas.microsoft.com/office/word/2006/wordml" mc:Ignorable="w14 w15 w16se w16cid w16 w16cex w16sdtdh w16sdtfl w16du wp14">
+  <w:p>
+    <w:pPr>
+      <w:pStyle w:val="Header"/>
+    </w:pPr>
+  </w:p>
+</w:hdr>
+</file>
+
+<file path=word/header2.xml><?xml version="1.0" encoding="utf-8"?>
+<w:hdr xmlns:wpc="http://schemas.microsoft.com/office/word/2010/wordprocessingCanvas" xmlns:cx="http://schemas.microsoft.com/office/drawing/2014/chartex" xmlns:cx1="http://schemas.microsoft.com/office/drawing/2015/9/8/chartex" xmlns:cx2="http://schemas.microsoft.com/office/drawing/2015/10/21/chartex" xmlns:cx3="http://schemas.microsoft.com/office/drawing/2016/5/9/chartex" xmlns:cx4="http://schemas.microsoft.com/office/drawing/2016/5/10/chartex" xmlns:cx5="http://schemas.microsoft.com/office/drawing/2016/5/11/chartex" xmlns:cx6="http://schemas.microsoft.com/office/drawing/2016/5/12/chartex" xmlns:cx7="http://schemas.microsoft.com/office/drawing/2016/5/13/chartex" xmlns:cx8="http://schemas.microsoft.com/office/drawing/2016/5/14/chartex" xmlns:mc="http://schemas.openxmlformats.org/markup-compatibility/2006" xmlns:m="http://schemas.openxmlformats.org/officeDocument/2006/math" xmlns:aink="http://schemas.microsoft.com/office/drawing/2016/ink" xmlns:am3d="http://schemas.microsoft.com/office/drawing/2017/model3d" xmlns:oel="http://schemas.microsoft.com/office/2019/extlst" xmlns:r="http://schemas.openxmlformats.org/officeDocument/2006/relationships" xmlns:wp14="http://schemas.microsoft.com/office/word/2010/wordprocessingDrawing" xmlns:wp="http://schemas.openxmlformats.org/drawingml/2006/wordprocessingDrawing" xmlns:wpg="http://schemas.microsoft.com/office/word/2010/wordprocessingGroup" xmlns:wpi="http://schemas.microsoft.com/office/word/2010/wordprocessingInk" xmlns:wps="http://schemas.microsoft.com/office/word/2010/wordprocessingShape" xmlns:o="urn:schemas-microsoft-com:office:office" xmlns:v="urn:schemas-microsoft-com:vml" xmlns:w10="urn:schemas-microsoft-com:office:word" xmlns:w="http://schemas.openxmlformats.org/wordprocessingml/2006/main" xmlns:w14="http://schemas.microsoft.com/office/word/2010/wordml" xmlns:w15="http://schemas.microsoft.com/office/word/2012/wordml" xmlns:w16cex="http://schemas.microsoft.com/office/word/2018/wordml/cex" xmlns:w16cid="http://schemas.microsoft.com/office/word/2016/wordml/cid" xmlns:w16="http://schemas.microsoft.com/office/word/2018/wordml" xmlns:w16sdtdh="http://schemas.microsoft.com/office/word/2020/wordml/sdtdatahash" xmlns:w16sdtfl="http://schemas.microsoft.com/office/word/2024/wordml/sdtformatlock" xmlns:w16se="http://schemas.microsoft.com/office/word/2015/wordml/symex" xmlns:w16du="http://schemas.microsoft.com/office/word/2023/wordml/word16du" xmlns:wne="http://schemas.microsoft.com/office/word/2006/wordml" mc:Ignorable="w14 w15 w16se w16cid w16 w16cex w16sdtdh w16sdtfl w16du wp14">
+  <w:p>
+    <w:pPr>
+      <w:pStyle w:val="Header"/>
+    </w:pPr>
+  </w:p>
+</w:hdr>
+</file>
+
+<file path=word/header3.xml><?xml version="1.0" encoding="utf-8"?>
+<w:hdr xmlns:wpc="http://schemas.microsoft.com/office/word/2010/wordprocessingCanvas" xmlns:cx="http://schemas.microsoft.com/office/drawing/2014/chartex" xmlns:cx1="http://schemas.microsoft.com/office/drawing/2015/9/8/chartex" xmlns:cx2="http://schemas.microsoft.com/office/drawing/2015/10/21/chartex" xmlns:cx3="http://schemas.microsoft.com/office/drawing/2016/5/9/chartex" xmlns:cx4="http://schemas.microsoft.com/office/drawing/2016/5/10/chartex" xmlns:cx5="http://schemas.microsoft.com/office/drawing/2016/5/11/chartex" xmlns:cx6="http://schemas.microsoft.com/office/drawing/2016/5/12/chartex" xmlns:cx7="http://schemas.microsoft.com/office/drawing/2016/5/13/chartex" xmlns:cx8="http://schemas.microsoft.com/office/drawing/2016/5/14/chartex" xmlns:mc="http://schemas.openxmlformats.org/markup-compatibility/2006" xmlns:m="http://schemas.openxmlformats.org/officeDocument/2006/math" xmlns:aink="http://schemas.microsoft.com/office/drawing/2016/ink" xmlns:am3d="http://schemas.microsoft.com/office/drawing/2017/model3d" xmlns:oel="http://schemas.microsoft.com/office/2019/extlst" xmlns:r="http://schemas.openxmlformats.org/officeDocument/2006/relationships" xmlns:wp14="http://schemas.microsoft.com/office/word/2010/wordprocessingDrawing" xmlns:wp="http://schemas.openxmlformats.org/drawingml/2006/wordprocessingDrawing" xmlns:wpg="http://schemas.microsoft.com/office/word/2010/wordprocessingGroup" xmlns:wpi="http://schemas.microsoft.com/office/word/2010/wordprocessingInk" xmlns:wps="http://schemas.microsoft.com/office/word/2010/wordprocessingShape" xmlns:o="urn:schemas-microsoft-com:office:office" xmlns:v="urn:schemas-microsoft-com:vml" xmlns:w10="urn:schemas-microsoft-com:office:word" xmlns:w="http://schemas.openxmlformats.org/wordprocessingml/2006/main" xmlns:w14="http://schemas.microsoft.com/office/word/2010/wordml" xmlns:w15="http://schemas.microsoft.com/office/word/2012/wordml" xmlns:w16cex="http://schemas.microsoft.com/office/word/2018/wordml/cex" xmlns:w16cid="http://schemas.microsoft.com/office/word/2016/wordml/cid" xmlns:w16="http://schemas.microsoft.com/office/word/2018/wordml" xmlns:w16sdtdh="http://schemas.microsoft.com/office/word/2020/wordml/sdtdatahash" xmlns:w16sdtfl="http://schemas.microsoft.com/office/word/2024/wordml/sdtformatlock" xmlns:w16se="http://schemas.microsoft.com/office/word/2015/wordml/symex" xmlns:w16du="http://schemas.microsoft.com/office/word/2023/wordml/word16du" xmlns:wne="http://schemas.microsoft.com/office/word/2006/wordml" mc:Ignorable="w14 w15 w16se w16cid w16 w16cex w16sdtdh w16sdtfl w16du wp14">
+  <w:p>
+    <w:pPr>
+      <w:pStyle w:val="Header"/>
+    </w:pPr>
+  </w:p>
+</w:hdr>
+</file>
+
 <file path=word/numbering.xml><?xml version="1.0" encoding="utf-8"?>
-<w:numbering xmlns:wpc="http://schemas.microsoft.com/office/word/2010/wordprocessingCanvas" xmlns:cx="http://schemas.microsoft.com/office/drawing/2014/chartex" xmlns:cx1="http://schemas.microsoft.com/office/drawing/2015/9/8/chartex" xmlns:cx2="http://schemas.microsoft.com/office/drawing/2015/10/21/chartex" xmlns:cx3="http://schemas.microsoft.com/office/drawing/2016/5/9/chartex" xmlns:cx4="http://schemas.microsoft.com/office/drawing/2016/5/10/chartex" xmlns:cx5="http://schemas.microsoft.com/office/drawing/2016/5/11/chartex" xmlns:cx6="http://schemas.microsoft.com/office/drawing/2016/5/12/chartex" xmlns:cx7="http://schemas.microsoft.com/office/drawing/2016/5/13/chartex" xmlns:cx8="http://schemas.microsoft.com/office/drawing/2016/5/14/chartex" xmlns:mc="http://schemas.openxmlformats.org/markup-compatibility/2006" xmlns:aink="http://schemas.microsoft.com/office/drawing/2016/ink" xmlns:am3d="http://schemas.microsoft.com/office/drawing/2017/model3d" xmlns:o="urn:schemas-microsoft-com:office:office" xmlns:r="http://schemas.openxmlformats.org/officeDocument/2006/relationships" xmlns:m="http://schemas.openxmlformats.org/officeDocument/2006/math" xmlns:v="urn:schemas-microsoft-com:vml" xmlns:wp14="http://schemas.microsoft.com/office/word/2010/wordprocessingDrawing" xmlns:wp="http://schemas.openxmlformats.org/drawingml/2006/wordprocessingDrawing" xmlns:w10="urn:schemas-microsoft-com:office:word" xmlns:w="http://schemas.openxmlformats.org/wordprocessingml/2006/main" xmlns:w14="http://schemas.microsoft.com/office/word/2010/wordml" xmlns:w15="http://schemas.microsoft.com/office/word/2012/wordml" xmlns:w16cid="http://schemas.microsoft.com/office/word/2016/wordml/cid" xmlns:w16se="http://schemas.microsoft.com/office/word/2015/wordml/symex" xmlns:wpg="http://schemas.microsoft.com/office/word/2010/wordprocessingGroup" xmlns:wpi="http://schemas.microsoft.com/office/word/2010/wordprocessingInk" xmlns:wne="http://schemas.microsoft.com/office/word/2006/wordml" xmlns:wps="http://schemas.microsoft.com/office/word/2010/wordprocessingShape" mc:Ignorable="w14 w15 w16se w16cid wp14">
+<w:numbering xmlns:wpc="http://schemas.microsoft.com/office/word/2010/wordprocessingCanvas" xmlns:cx="http://schemas.microsoft.com/office/drawing/2014/chartex" xmlns:cx1="http://schemas.microsoft.com/office/drawing/2015/9/8/chartex" xmlns:cx2="http://schemas.microsoft.com/office/drawing/2015/10/21/chartex" xmlns:cx3="http://schemas.microsoft.com/office/drawing/2016/5/9/chartex" xmlns:cx4="http://schemas.microsoft.com/office/drawing/2016/5/10/chartex" xmlns:cx5="http://schemas.microsoft.com/office/drawing/2016/5/11/chartex" xmlns:cx6="http://schemas.microsoft.com/office/drawing/2016/5/12/chartex" xmlns:cx7="http://schemas.microsoft.com/office/drawing/2016/5/13/chartex" xmlns:cx8="http://schemas.microsoft.com/office/drawing/2016/5/14/chartex" xmlns:mc="http://schemas.openxmlformats.org/markup-compatibility/2006" xmlns:m="http://schemas.openxmlformats.org/officeDocument/2006/math" xmlns:aink="http://schemas.microsoft.com/office/drawing/2016/ink" xmlns:am3d="http://schemas.microsoft.com/office/drawing/2017/model3d" xmlns:oel="http://schemas.microsoft.com/office/2019/extlst" xmlns:r="http://schemas.openxmlformats.org/officeDocument/2006/relationships" xmlns:wp14="http://schemas.microsoft.com/office/word/2010/wordprocessingDrawing" xmlns:wp="http://schemas.openxmlformats.org/drawingml/2006/wordprocessingDrawing" xmlns:wpg="http://schemas.microsoft.com/office/word/2010/wordprocessingGroup" xmlns:wpi="http://schemas.microsoft.com/office/word/2010/wordprocessingInk" xmlns:wps="http://schemas.microsoft.com/office/word/2010/wordprocessingShape" xmlns:o="urn:schemas-microsoft-com:office:office" xmlns:v="urn:schemas-microsoft-com:vml" xmlns:w10="urn:schemas-microsoft-com:office:word" xmlns:w="http://schemas.openxmlformats.org/wordprocessingml/2006/main" xmlns:w14="http://schemas.microsoft.com/office/word/2010/wordml" xmlns:w15="http://schemas.microsoft.com/office/word/2012/wordml" xmlns:w16cex="http://schemas.microsoft.com/office/word/2018/wordml/cex" xmlns:w16cid="http://schemas.microsoft.com/office/word/2016/wordml/cid" xmlns:w16="http://schemas.microsoft.com/office/word/2018/wordml" xmlns:w16sdtdh="http://schemas.microsoft.com/office/word/2020/wordml/sdtdatahash" xmlns:w16sdtfl="http://schemas.microsoft.com/office/word/2024/wordml/sdtformatlock" xmlns:w16se="http://schemas.microsoft.com/office/word/2015/wordml/symex" xmlns:w16du="http://schemas.microsoft.com/office/word/2023/wordml/word16du" xmlns:wne="http://schemas.microsoft.com/office/word/2006/wordml" mc:Ignorable="w14 w15 w16se w16cid w16 w16cex w16sdtdh w16sdtfl w16du wp14">
   <w:abstractNum w:abstractNumId="0" w15:restartNumberingAfterBreak="0">
     <w:nsid w:val="13F848C7"/>
     <w:multiLevelType w:val="hybridMultilevel"/>
@@ -1745,38 +1850,38 @@
       </w:rPr>
     </w:lvl>
   </w:abstractNum>
-  <w:num w:numId="1">
+  <w:num w:numId="1" w16cid:durableId="293682054">
     <w:abstractNumId w:val="5"/>
   </w:num>
-  <w:num w:numId="2">
+  <w:num w:numId="2" w16cid:durableId="658852076">
     <w:abstractNumId w:val="8"/>
   </w:num>
-  <w:num w:numId="3">
+  <w:num w:numId="3" w16cid:durableId="1469980381">
     <w:abstractNumId w:val="1"/>
   </w:num>
-  <w:num w:numId="4">
+  <w:num w:numId="4" w16cid:durableId="555318833">
     <w:abstractNumId w:val="3"/>
   </w:num>
-  <w:num w:numId="5">
+  <w:num w:numId="5" w16cid:durableId="171648967">
     <w:abstractNumId w:val="7"/>
   </w:num>
-  <w:num w:numId="6">
+  <w:num w:numId="6" w16cid:durableId="1605648062">
     <w:abstractNumId w:val="4"/>
   </w:num>
-  <w:num w:numId="7">
+  <w:num w:numId="7" w16cid:durableId="1258906545">
     <w:abstractNumId w:val="0"/>
   </w:num>
-  <w:num w:numId="8">
+  <w:num w:numId="8" w16cid:durableId="61414657">
     <w:abstractNumId w:val="2"/>
   </w:num>
-  <w:num w:numId="9">
+  <w:num w:numId="9" w16cid:durableId="693306399">
     <w:abstractNumId w:val="6"/>
   </w:num>
 </w:numbering>
 </file>
 
 <file path=word/styles.xml><?xml version="1.0" encoding="utf-8"?>
-<w:styles xmlns:mc="http://schemas.openxmlformats.org/markup-compatibility/2006" xmlns:r="http://schemas.openxmlformats.org/officeDocument/2006/relationships" xmlns:w="http://schemas.openxmlformats.org/wordprocessingml/2006/main" xmlns:w14="http://schemas.microsoft.com/office/word/2010/wordml" xmlns:w15="http://schemas.microsoft.com/office/word/2012/wordml" xmlns:w16cid="http://schemas.microsoft.com/office/word/2016/wordml/cid" xmlns:w16se="http://schemas.microsoft.com/office/word/2015/wordml/symex" mc:Ignorable="w14 w15 w16se w16cid">
+<w:styles xmlns:mc="http://schemas.openxmlformats.org/markup-compatibility/2006" xmlns:r="http://schemas.openxmlformats.org/officeDocument/2006/relationships" xmlns:w="http://schemas.openxmlformats.org/wordprocessingml/2006/main" xmlns:w14="http://schemas.microsoft.com/office/word/2010/wordml" xmlns:w15="http://schemas.microsoft.com/office/word/2012/wordml" xmlns:w16cex="http://schemas.microsoft.com/office/word/2018/wordml/cex" xmlns:w16cid="http://schemas.microsoft.com/office/word/2016/wordml/cid" xmlns:w16="http://schemas.microsoft.com/office/word/2018/wordml" xmlns:w16sdtdh="http://schemas.microsoft.com/office/word/2020/wordml/sdtdatahash" xmlns:w16sdtfl="http://schemas.microsoft.com/office/word/2024/wordml/sdtformatlock" xmlns:w16se="http://schemas.microsoft.com/office/word/2015/wordml/symex" xmlns:w16du="http://schemas.microsoft.com/office/word/2023/wordml/word16du" mc:Ignorable="w14 w15 w16se w16cid w16 w16cex w16sdtdh w16sdtfl w16du">
   <w:docDefaults>
     <w:rPrDefault>
       <w:rPr>
@@ -1787,7 +1892,7 @@
     </w:rPrDefault>
     <w:pPrDefault/>
   </w:docDefaults>
-  <w:latentStyles w:defLockedState="0" w:defUIPriority="99" w:defSemiHidden="0" w:defUnhideWhenUsed="0" w:defQFormat="0" w:count="375">
+  <w:latentStyles w:defLockedState="0" w:defUIPriority="99" w:defSemiHidden="0" w:defUnhideWhenUsed="0" w:defQFormat="0" w:count="376">
     <w:lsdException w:name="Normal" w:uiPriority="0" w:qFormat="1"/>
     <w:lsdException w:name="heading 1" w:uiPriority="9" w:qFormat="1"/>
     <w:lsdException w:name="heading 2" w:semiHidden="1" w:uiPriority="9" w:unhideWhenUsed="1" w:qFormat="1"/>
@@ -2163,6 +2268,7 @@
     <w:lsdException w:name="Smart Hyperlink" w:semiHidden="1" w:unhideWhenUsed="1"/>
     <w:lsdException w:name="Hashtag" w:semiHidden="1" w:unhideWhenUsed="1"/>
     <w:lsdException w:name="Unresolved Mention" w:semiHidden="1" w:unhideWhenUsed="1"/>
+    <w:lsdException w:name="Smart Link" w:semiHidden="1" w:unhideWhenUsed="1"/>
   </w:latentStyles>
   <w:style w:type="paragraph" w:default="1" w:styleId="Normal">
     <w:name w:val="Normal"/>
@@ -2840,12 +2946,12 @@
     <w:qFormat/>
     <w:rsid w:val="00F47A36"/>
     <w:pPr>
-      <w:jc w:val="center"/>
-      <w:shd w:val="clear" w:color="auto" w:fill="17406D"/>
       <w:pBdr>
         <w:top w:val="single" w:sz="48" w:space="1" w:color="17406D"/>
         <w:bottom w:val="single" w:sz="48" w:space="1" w:color="17406D"/>
       </w:pBdr>
+      <w:shd w:val="clear" w:color="auto" w:fill="17406D"/>
+      <w:jc w:val="center"/>
     </w:pPr>
     <w:rPr>
       <w:rFonts w:asciiTheme="majorHAnsi" w:eastAsiaTheme="majorEastAsia" w:hAnsiTheme="majorHAnsi" w:cstheme="majorBidi"/>
